--- a/Fase 2/Documentacion Scrum/Daily Meeting/1_Daily meeting 11-09-2026.docx
+++ b/Fase 2/Documentacion Scrum/Daily Meeting/1_Daily meeting 11-09-2026.docx
@@ -1,6 +1,6 @@
 
 <file path=word/document.xml><?xml version="1.0" encoding="utf-8"?>
-<w:document xmlns:wpc="http://schemas.microsoft.com/office/word/2010/wordprocessingCanvas" xmlns:cx="http://schemas.microsoft.com/office/drawing/2014/chartex" xmlns:cx1="http://schemas.microsoft.com/office/drawing/2015/9/8/chartex" xmlns:cx2="http://schemas.microsoft.com/office/drawing/2015/10/21/chartex" xmlns:cx3="http://schemas.microsoft.com/office/drawing/2016/5/9/chartex" xmlns:cx4="http://schemas.microsoft.com/office/drawing/2016/5/10/chartex" xmlns:cx5="http://schemas.microsoft.com/office/drawing/2016/5/11/chartex" xmlns:cx6="http://schemas.microsoft.com/office/drawing/2016/5/12/chartex" xmlns:cx7="http://schemas.microsoft.com/office/drawing/2016/5/13/chartex" xmlns:cx8="http://schemas.microsoft.com/office/drawing/2016/5/14/chartex" xmlns:mc="http://schemas.openxmlformats.org/markup-compatibility/2006" xmlns:aink="http://schemas.microsoft.com/office/drawing/2016/ink" xmlns:am3d="http://schemas.microsoft.com/office/drawing/2017/model3d" xmlns:o="urn:schemas-microsoft-com:office:office" xmlns:r="http://schemas.openxmlformats.org/officeDocument/2006/relationships" xmlns:m="http://schemas.openxmlformats.org/officeDocument/2006/math" xmlns:v="urn:schemas-microsoft-com:vml" xmlns:wp14="http://schemas.microsoft.com/office/word/2010/wordprocessingDrawing" xmlns:wp="http://schemas.openxmlformats.org/drawingml/2006/wordprocessingDrawing" xmlns:w10="urn:schemas-microsoft-com:office:word" xmlns:w="http://schemas.openxmlformats.org/wordprocessingml/2006/main" xmlns:w14="http://schemas.microsoft.com/office/word/2010/wordml" xmlns:w15="http://schemas.microsoft.com/office/word/2012/wordml" xmlns:w16cex="http://schemas.microsoft.com/office/word/2018/wordml/cex" xmlns:w16cid="http://schemas.microsoft.com/office/word/2016/wordml/cid" xmlns:w16="http://schemas.microsoft.com/office/word/2018/wordml" xmlns:w16sdtdh="http://schemas.microsoft.com/office/word/2020/wordml/sdtdatahash" xmlns:w16se="http://schemas.microsoft.com/office/word/2015/wordml/symex" xmlns:wpg="http://schemas.microsoft.com/office/word/2010/wordprocessingGroup" xmlns:wpi="http://schemas.microsoft.com/office/word/2010/wordprocessingInk" xmlns:wne="http://schemas.microsoft.com/office/word/2006/wordml" xmlns:wps="http://schemas.microsoft.com/office/word/2010/wordprocessingShape" mc:Ignorable="w14 w15 w16se w16cid w16 w16cex w16sdtdh wp14">
+<w:document xmlns:wpc="http://schemas.microsoft.com/office/word/2010/wordprocessingCanvas" xmlns:cx="http://schemas.microsoft.com/office/drawing/2014/chartex" xmlns:cx1="http://schemas.microsoft.com/office/drawing/2015/9/8/chartex" xmlns:cx2="http://schemas.microsoft.com/office/drawing/2015/10/21/chartex" xmlns:cx3="http://schemas.microsoft.com/office/drawing/2016/5/9/chartex" xmlns:cx4="http://schemas.microsoft.com/office/drawing/2016/5/10/chartex" xmlns:cx5="http://schemas.microsoft.com/office/drawing/2016/5/11/chartex" xmlns:cx6="http://schemas.microsoft.com/office/drawing/2016/5/12/chartex" xmlns:cx7="http://schemas.microsoft.com/office/drawing/2016/5/13/chartex" xmlns:cx8="http://schemas.microsoft.com/office/drawing/2016/5/14/chartex" xmlns:mc="http://schemas.openxmlformats.org/markup-compatibility/2006" xmlns:aink="http://schemas.microsoft.com/office/drawing/2016/ink" xmlns:am3d="http://schemas.microsoft.com/office/drawing/2017/model3d" xmlns:o="urn:schemas-microsoft-com:office:office" xmlns:oel="http://schemas.microsoft.com/office/2019/extlst" xmlns:r="http://schemas.openxmlformats.org/officeDocument/2006/relationships" xmlns:m="http://schemas.openxmlformats.org/officeDocument/2006/math" xmlns:v="urn:schemas-microsoft-com:vml" xmlns:wp14="http://schemas.microsoft.com/office/word/2010/wordprocessingDrawing" xmlns:wp="http://schemas.openxmlformats.org/drawingml/2006/wordprocessingDrawing" xmlns:w10="urn:schemas-microsoft-com:office:word" xmlns:w="http://schemas.openxmlformats.org/wordprocessingml/2006/main" xmlns:w14="http://schemas.microsoft.com/office/word/2010/wordml" xmlns:w15="http://schemas.microsoft.com/office/word/2012/wordml" xmlns:w16cex="http://schemas.microsoft.com/office/word/2018/wordml/cex" xmlns:w16cid="http://schemas.microsoft.com/office/word/2016/wordml/cid" xmlns:w16="http://schemas.microsoft.com/office/word/2018/wordml" xmlns:w16du="http://schemas.microsoft.com/office/word/2023/wordml/word16du" xmlns:w16sdtdh="http://schemas.microsoft.com/office/word/2020/wordml/sdtdatahash" xmlns:w16sdtfl="http://schemas.microsoft.com/office/word/2024/wordml/sdtformatlock" xmlns:w16se="http://schemas.microsoft.com/office/word/2015/wordml/symex" xmlns:wpg="http://schemas.microsoft.com/office/word/2010/wordprocessingGroup" xmlns:wpi="http://schemas.microsoft.com/office/word/2010/wordprocessingInk" xmlns:wne="http://schemas.microsoft.com/office/word/2006/wordml" xmlns:wps="http://schemas.microsoft.com/office/word/2010/wordprocessingShape" mc:Ignorable="w14 w15 w16se w16cid w16 w16cex w16sdtdh w16sdtfl w16du wp14">
   <w:body>
     <w:p>
       <w:pPr>
@@ -328,11 +328,64 @@
     </w:p>
     <w:p>
       <w:pPr>
-        <w:pStyle w:val="Prrafodelista"/>
         <w:numPr>
           <w:ilvl w:val="0"/>
-          <w:numId w:val="3"/>
+          <w:numId w:val="4"/>
         </w:numPr>
+        <w:pBdr>
+          <w:top w:val="nil"/>
+          <w:left w:val="nil"/>
+          <w:bottom w:val="nil"/>
+          <w:right w:val="nil"/>
+          <w:between w:val="nil"/>
+        </w:pBdr>
+        <w:spacing w:after="200"/>
+      </w:pPr>
+      <w:r>
+        <w:t>Revisión actividades de sprint en curso</w:t>
+      </w:r>
+    </w:p>
+    <w:p>
+      <w:pPr>
+        <w:numPr>
+          <w:ilvl w:val="0"/>
+          <w:numId w:val="4"/>
+        </w:numPr>
+        <w:pBdr>
+          <w:top w:val="nil"/>
+          <w:left w:val="nil"/>
+          <w:bottom w:val="nil"/>
+          <w:right w:val="nil"/>
+          <w:between w:val="nil"/>
+        </w:pBdr>
+        <w:spacing w:after="200"/>
+      </w:pPr>
+      <w:r>
+        <w:t>Actualización de estados de HDU</w:t>
+      </w:r>
+    </w:p>
+    <w:p>
+      <w:pPr>
+        <w:numPr>
+          <w:ilvl w:val="0"/>
+          <w:numId w:val="4"/>
+        </w:numPr>
+        <w:pBdr>
+          <w:top w:val="nil"/>
+          <w:left w:val="nil"/>
+          <w:bottom w:val="nil"/>
+          <w:right w:val="nil"/>
+          <w:between w:val="nil"/>
+        </w:pBdr>
+        <w:spacing w:after="200"/>
+      </w:pPr>
+      <w:r>
+        <w:t>Impedimentos detectados</w:t>
+      </w:r>
+    </w:p>
+    <w:p>
+      <w:pPr>
+        <w:pStyle w:val="Prrafodelista"/>
         <w:pBdr>
           <w:top w:val="nil"/>
           <w:left w:val="nil"/>
@@ -781,7 +834,7 @@
 </file>
 
 <file path=word/endnotes.xml><?xml version="1.0" encoding="utf-8"?>
-<w:endnotes xmlns:wpc="http://schemas.microsoft.com/office/word/2010/wordprocessingCanvas" xmlns:cx="http://schemas.microsoft.com/office/drawing/2014/chartex" xmlns:cx1="http://schemas.microsoft.com/office/drawing/2015/9/8/chartex" xmlns:cx2="http://schemas.microsoft.com/office/drawing/2015/10/21/chartex" xmlns:cx3="http://schemas.microsoft.com/office/drawing/2016/5/9/chartex" xmlns:cx4="http://schemas.microsoft.com/office/drawing/2016/5/10/chartex" xmlns:cx5="http://schemas.microsoft.com/office/drawing/2016/5/11/chartex" xmlns:cx6="http://schemas.microsoft.com/office/drawing/2016/5/12/chartex" xmlns:cx7="http://schemas.microsoft.com/office/drawing/2016/5/13/chartex" xmlns:cx8="http://schemas.microsoft.com/office/drawing/2016/5/14/chartex" xmlns:mc="http://schemas.openxmlformats.org/markup-compatibility/2006" xmlns:aink="http://schemas.microsoft.com/office/drawing/2016/ink" xmlns:am3d="http://schemas.microsoft.com/office/drawing/2017/model3d" xmlns:o="urn:schemas-microsoft-com:office:office" xmlns:r="http://schemas.openxmlformats.org/officeDocument/2006/relationships" xmlns:m="http://schemas.openxmlformats.org/officeDocument/2006/math" xmlns:v="urn:schemas-microsoft-com:vml" xmlns:wp14="http://schemas.microsoft.com/office/word/2010/wordprocessingDrawing" xmlns:wp="http://schemas.openxmlformats.org/drawingml/2006/wordprocessingDrawing" xmlns:w10="urn:schemas-microsoft-com:office:word" xmlns:w="http://schemas.openxmlformats.org/wordprocessingml/2006/main" xmlns:w14="http://schemas.microsoft.com/office/word/2010/wordml" xmlns:w15="http://schemas.microsoft.com/office/word/2012/wordml" xmlns:w16cex="http://schemas.microsoft.com/office/word/2018/wordml/cex" xmlns:w16cid="http://schemas.microsoft.com/office/word/2016/wordml/cid" xmlns:w16="http://schemas.microsoft.com/office/word/2018/wordml" xmlns:w16sdtdh="http://schemas.microsoft.com/office/word/2020/wordml/sdtdatahash" xmlns:w16se="http://schemas.microsoft.com/office/word/2015/wordml/symex" xmlns:wpg="http://schemas.microsoft.com/office/word/2010/wordprocessingGroup" xmlns:wpi="http://schemas.microsoft.com/office/word/2010/wordprocessingInk" xmlns:wne="http://schemas.microsoft.com/office/word/2006/wordml" xmlns:wps="http://schemas.microsoft.com/office/word/2010/wordprocessingShape" mc:Ignorable="w14 w15 w16se w16cid w16 w16cex w16sdtdh wp14">
+<w:endnotes xmlns:wpc="http://schemas.microsoft.com/office/word/2010/wordprocessingCanvas" xmlns:cx="http://schemas.microsoft.com/office/drawing/2014/chartex" xmlns:cx1="http://schemas.microsoft.com/office/drawing/2015/9/8/chartex" xmlns:cx2="http://schemas.microsoft.com/office/drawing/2015/10/21/chartex" xmlns:cx3="http://schemas.microsoft.com/office/drawing/2016/5/9/chartex" xmlns:cx4="http://schemas.microsoft.com/office/drawing/2016/5/10/chartex" xmlns:cx5="http://schemas.microsoft.com/office/drawing/2016/5/11/chartex" xmlns:cx6="http://schemas.microsoft.com/office/drawing/2016/5/12/chartex" xmlns:cx7="http://schemas.microsoft.com/office/drawing/2016/5/13/chartex" xmlns:cx8="http://schemas.microsoft.com/office/drawing/2016/5/14/chartex" xmlns:mc="http://schemas.openxmlformats.org/markup-compatibility/2006" xmlns:aink="http://schemas.microsoft.com/office/drawing/2016/ink" xmlns:am3d="http://schemas.microsoft.com/office/drawing/2017/model3d" xmlns:o="urn:schemas-microsoft-com:office:office" xmlns:oel="http://schemas.microsoft.com/office/2019/extlst" xmlns:r="http://schemas.openxmlformats.org/officeDocument/2006/relationships" xmlns:m="http://schemas.openxmlformats.org/officeDocument/2006/math" xmlns:v="urn:schemas-microsoft-com:vml" xmlns:wp14="http://schemas.microsoft.com/office/word/2010/wordprocessingDrawing" xmlns:wp="http://schemas.openxmlformats.org/drawingml/2006/wordprocessingDrawing" xmlns:w10="urn:schemas-microsoft-com:office:word" xmlns:w="http://schemas.openxmlformats.org/wordprocessingml/2006/main" xmlns:w14="http://schemas.microsoft.com/office/word/2010/wordml" xmlns:w15="http://schemas.microsoft.com/office/word/2012/wordml" xmlns:w16cex="http://schemas.microsoft.com/office/word/2018/wordml/cex" xmlns:w16cid="http://schemas.microsoft.com/office/word/2016/wordml/cid" xmlns:w16="http://schemas.microsoft.com/office/word/2018/wordml" xmlns:w16du="http://schemas.microsoft.com/office/word/2023/wordml/word16du" xmlns:w16sdtdh="http://schemas.microsoft.com/office/word/2020/wordml/sdtdatahash" xmlns:w16sdtfl="http://schemas.microsoft.com/office/word/2024/wordml/sdtformatlock" xmlns:w16se="http://schemas.microsoft.com/office/word/2015/wordml/symex" xmlns:wpg="http://schemas.microsoft.com/office/word/2010/wordprocessingGroup" xmlns:wpi="http://schemas.microsoft.com/office/word/2010/wordprocessingInk" xmlns:wne="http://schemas.microsoft.com/office/word/2006/wordml" xmlns:wps="http://schemas.microsoft.com/office/word/2010/wordprocessingShape" mc:Ignorable="w14 w15 w16se w16cid w16 w16cex w16sdtdh w16sdtfl w16du wp14">
   <w:endnote w:type="separator" w:id="-1">
     <w:p>
       <w:pPr>
@@ -806,7 +859,7 @@
 </file>
 
 <file path=word/footnotes.xml><?xml version="1.0" encoding="utf-8"?>
-<w:footnotes xmlns:wpc="http://schemas.microsoft.com/office/word/2010/wordprocessingCanvas" xmlns:cx="http://schemas.microsoft.com/office/drawing/2014/chartex" xmlns:cx1="http://schemas.microsoft.com/office/drawing/2015/9/8/chartex" xmlns:cx2="http://schemas.microsoft.com/office/drawing/2015/10/21/chartex" xmlns:cx3="http://schemas.microsoft.com/office/drawing/2016/5/9/chartex" xmlns:cx4="http://schemas.microsoft.com/office/drawing/2016/5/10/chartex" xmlns:cx5="http://schemas.microsoft.com/office/drawing/2016/5/11/chartex" xmlns:cx6="http://schemas.microsoft.com/office/drawing/2016/5/12/chartex" xmlns:cx7="http://schemas.microsoft.com/office/drawing/2016/5/13/chartex" xmlns:cx8="http://schemas.microsoft.com/office/drawing/2016/5/14/chartex" xmlns:mc="http://schemas.openxmlformats.org/markup-compatibility/2006" xmlns:aink="http://schemas.microsoft.com/office/drawing/2016/ink" xmlns:am3d="http://schemas.microsoft.com/office/drawing/2017/model3d" xmlns:o="urn:schemas-microsoft-com:office:office" xmlns:r="http://schemas.openxmlformats.org/officeDocument/2006/relationships" xmlns:m="http://schemas.openxmlformats.org/officeDocument/2006/math" xmlns:v="urn:schemas-microsoft-com:vml" xmlns:wp14="http://schemas.microsoft.com/office/word/2010/wordprocessingDrawing" xmlns:wp="http://schemas.openxmlformats.org/drawingml/2006/wordprocessingDrawing" xmlns:w10="urn:schemas-microsoft-com:office:word" xmlns:w="http://schemas.openxmlformats.org/wordprocessingml/2006/main" xmlns:w14="http://schemas.microsoft.com/office/word/2010/wordml" xmlns:w15="http://schemas.microsoft.com/office/word/2012/wordml" xmlns:w16cex="http://schemas.microsoft.com/office/word/2018/wordml/cex" xmlns:w16cid="http://schemas.microsoft.com/office/word/2016/wordml/cid" xmlns:w16="http://schemas.microsoft.com/office/word/2018/wordml" xmlns:w16sdtdh="http://schemas.microsoft.com/office/word/2020/wordml/sdtdatahash" xmlns:w16se="http://schemas.microsoft.com/office/word/2015/wordml/symex" xmlns:wpg="http://schemas.microsoft.com/office/word/2010/wordprocessingGroup" xmlns:wpi="http://schemas.microsoft.com/office/word/2010/wordprocessingInk" xmlns:wne="http://schemas.microsoft.com/office/word/2006/wordml" xmlns:wps="http://schemas.microsoft.com/office/word/2010/wordprocessingShape" mc:Ignorable="w14 w15 w16se w16cid w16 w16cex w16sdtdh wp14">
+<w:footnotes xmlns:wpc="http://schemas.microsoft.com/office/word/2010/wordprocessingCanvas" xmlns:cx="http://schemas.microsoft.com/office/drawing/2014/chartex" xmlns:cx1="http://schemas.microsoft.com/office/drawing/2015/9/8/chartex" xmlns:cx2="http://schemas.microsoft.com/office/drawing/2015/10/21/chartex" xmlns:cx3="http://schemas.microsoft.com/office/drawing/2016/5/9/chartex" xmlns:cx4="http://schemas.microsoft.com/office/drawing/2016/5/10/chartex" xmlns:cx5="http://schemas.microsoft.com/office/drawing/2016/5/11/chartex" xmlns:cx6="http://schemas.microsoft.com/office/drawing/2016/5/12/chartex" xmlns:cx7="http://schemas.microsoft.com/office/drawing/2016/5/13/chartex" xmlns:cx8="http://schemas.microsoft.com/office/drawing/2016/5/14/chartex" xmlns:mc="http://schemas.openxmlformats.org/markup-compatibility/2006" xmlns:aink="http://schemas.microsoft.com/office/drawing/2016/ink" xmlns:am3d="http://schemas.microsoft.com/office/drawing/2017/model3d" xmlns:o="urn:schemas-microsoft-com:office:office" xmlns:oel="http://schemas.microsoft.com/office/2019/extlst" xmlns:r="http://schemas.openxmlformats.org/officeDocument/2006/relationships" xmlns:m="http://schemas.openxmlformats.org/officeDocument/2006/math" xmlns:v="urn:schemas-microsoft-com:vml" xmlns:wp14="http://schemas.microsoft.com/office/word/2010/wordprocessingDrawing" xmlns:wp="http://schemas.openxmlformats.org/drawingml/2006/wordprocessingDrawing" xmlns:w10="urn:schemas-microsoft-com:office:word" xmlns:w="http://schemas.openxmlformats.org/wordprocessingml/2006/main" xmlns:w14="http://schemas.microsoft.com/office/word/2010/wordml" xmlns:w15="http://schemas.microsoft.com/office/word/2012/wordml" xmlns:w16cex="http://schemas.microsoft.com/office/word/2018/wordml/cex" xmlns:w16cid="http://schemas.microsoft.com/office/word/2016/wordml/cid" xmlns:w16="http://schemas.microsoft.com/office/word/2018/wordml" xmlns:w16du="http://schemas.microsoft.com/office/word/2023/wordml/word16du" xmlns:w16sdtdh="http://schemas.microsoft.com/office/word/2020/wordml/sdtdatahash" xmlns:w16sdtfl="http://schemas.microsoft.com/office/word/2024/wordml/sdtformatlock" xmlns:w16se="http://schemas.microsoft.com/office/word/2015/wordml/symex" xmlns:wpg="http://schemas.microsoft.com/office/word/2010/wordprocessingGroup" xmlns:wpi="http://schemas.microsoft.com/office/word/2010/wordprocessingInk" xmlns:wne="http://schemas.microsoft.com/office/word/2006/wordml" xmlns:wps="http://schemas.microsoft.com/office/word/2010/wordprocessingShape" mc:Ignorable="w14 w15 w16se w16cid w16 w16cex w16sdtdh w16sdtfl w16du wp14">
   <w:footnote w:type="separator" w:id="-1">
     <w:p>
       <w:pPr>
@@ -831,7 +884,7 @@
 </file>
 
 <file path=word/header1.xml><?xml version="1.0" encoding="utf-8"?>
-<w:hdr xmlns:wpc="http://schemas.microsoft.com/office/word/2010/wordprocessingCanvas" xmlns:cx="http://schemas.microsoft.com/office/drawing/2014/chartex" xmlns:cx1="http://schemas.microsoft.com/office/drawing/2015/9/8/chartex" xmlns:cx2="http://schemas.microsoft.com/office/drawing/2015/10/21/chartex" xmlns:cx3="http://schemas.microsoft.com/office/drawing/2016/5/9/chartex" xmlns:cx4="http://schemas.microsoft.com/office/drawing/2016/5/10/chartex" xmlns:cx5="http://schemas.microsoft.com/office/drawing/2016/5/11/chartex" xmlns:cx6="http://schemas.microsoft.com/office/drawing/2016/5/12/chartex" xmlns:cx7="http://schemas.microsoft.com/office/drawing/2016/5/13/chartex" xmlns:cx8="http://schemas.microsoft.com/office/drawing/2016/5/14/chartex" xmlns:mc="http://schemas.openxmlformats.org/markup-compatibility/2006" xmlns:aink="http://schemas.microsoft.com/office/drawing/2016/ink" xmlns:am3d="http://schemas.microsoft.com/office/drawing/2017/model3d" xmlns:o="urn:schemas-microsoft-com:office:office" xmlns:r="http://schemas.openxmlformats.org/officeDocument/2006/relationships" xmlns:m="http://schemas.openxmlformats.org/officeDocument/2006/math" xmlns:v="urn:schemas-microsoft-com:vml" xmlns:wp14="http://schemas.microsoft.com/office/word/2010/wordprocessingDrawing" xmlns:wp="http://schemas.openxmlformats.org/drawingml/2006/wordprocessingDrawing" xmlns:w10="urn:schemas-microsoft-com:office:word" xmlns:w="http://schemas.openxmlformats.org/wordprocessingml/2006/main" xmlns:w14="http://schemas.microsoft.com/office/word/2010/wordml" xmlns:w15="http://schemas.microsoft.com/office/word/2012/wordml" xmlns:w16cex="http://schemas.microsoft.com/office/word/2018/wordml/cex" xmlns:w16cid="http://schemas.microsoft.com/office/word/2016/wordml/cid" xmlns:w16="http://schemas.microsoft.com/office/word/2018/wordml" xmlns:w16sdtdh="http://schemas.microsoft.com/office/word/2020/wordml/sdtdatahash" xmlns:w16se="http://schemas.microsoft.com/office/word/2015/wordml/symex" xmlns:wpg="http://schemas.microsoft.com/office/word/2010/wordprocessingGroup" xmlns:wpi="http://schemas.microsoft.com/office/word/2010/wordprocessingInk" xmlns:wne="http://schemas.microsoft.com/office/word/2006/wordml" xmlns:wps="http://schemas.microsoft.com/office/word/2010/wordprocessingShape" mc:Ignorable="w14 w15 w16se w16cid w16 w16cex w16sdtdh wp14">
+<w:hdr xmlns:wpc="http://schemas.microsoft.com/office/word/2010/wordprocessingCanvas" xmlns:cx="http://schemas.microsoft.com/office/drawing/2014/chartex" xmlns:cx1="http://schemas.microsoft.com/office/drawing/2015/9/8/chartex" xmlns:cx2="http://schemas.microsoft.com/office/drawing/2015/10/21/chartex" xmlns:cx3="http://schemas.microsoft.com/office/drawing/2016/5/9/chartex" xmlns:cx4="http://schemas.microsoft.com/office/drawing/2016/5/10/chartex" xmlns:cx5="http://schemas.microsoft.com/office/drawing/2016/5/11/chartex" xmlns:cx6="http://schemas.microsoft.com/office/drawing/2016/5/12/chartex" xmlns:cx7="http://schemas.microsoft.com/office/drawing/2016/5/13/chartex" xmlns:cx8="http://schemas.microsoft.com/office/drawing/2016/5/14/chartex" xmlns:mc="http://schemas.openxmlformats.org/markup-compatibility/2006" xmlns:aink="http://schemas.microsoft.com/office/drawing/2016/ink" xmlns:am3d="http://schemas.microsoft.com/office/drawing/2017/model3d" xmlns:o="urn:schemas-microsoft-com:office:office" xmlns:oel="http://schemas.microsoft.com/office/2019/extlst" xmlns:r="http://schemas.openxmlformats.org/officeDocument/2006/relationships" xmlns:m="http://schemas.openxmlformats.org/officeDocument/2006/math" xmlns:v="urn:schemas-microsoft-com:vml" xmlns:wp14="http://schemas.microsoft.com/office/word/2010/wordprocessingDrawing" xmlns:wp="http://schemas.openxmlformats.org/drawingml/2006/wordprocessingDrawing" xmlns:w10="urn:schemas-microsoft-com:office:word" xmlns:w="http://schemas.openxmlformats.org/wordprocessingml/2006/main" xmlns:w14="http://schemas.microsoft.com/office/word/2010/wordml" xmlns:w15="http://schemas.microsoft.com/office/word/2012/wordml" xmlns:w16cex="http://schemas.microsoft.com/office/word/2018/wordml/cex" xmlns:w16cid="http://schemas.microsoft.com/office/word/2016/wordml/cid" xmlns:w16="http://schemas.microsoft.com/office/word/2018/wordml" xmlns:w16du="http://schemas.microsoft.com/office/word/2023/wordml/word16du" xmlns:w16sdtdh="http://schemas.microsoft.com/office/word/2020/wordml/sdtdatahash" xmlns:w16sdtfl="http://schemas.microsoft.com/office/word/2024/wordml/sdtformatlock" xmlns:w16se="http://schemas.microsoft.com/office/word/2015/wordml/symex" xmlns:wpg="http://schemas.microsoft.com/office/word/2010/wordprocessingGroup" xmlns:wpi="http://schemas.microsoft.com/office/word/2010/wordprocessingInk" xmlns:wne="http://schemas.microsoft.com/office/word/2006/wordml" xmlns:wps="http://schemas.microsoft.com/office/word/2010/wordprocessingShape" mc:Ignorable="w14 w15 w16se w16cid w16 w16cex w16sdtdh w16sdtfl w16du wp14">
   <w:p>
     <w:pPr>
       <w:pBdr>
@@ -1201,47 +1254,96 @@
             </wp:anchor>
           </w:drawing>
         </mc:Choice>
-        <mc:Fallback xmlns:sl="http://schemas.openxmlformats.org/schemaLibrary/2006/main" xmlns:a="http://schemas.openxmlformats.org/drawingml/2006/main" xmlns:pic="http://schemas.openxmlformats.org/drawingml/2006/picture" xmlns:c="http://schemas.openxmlformats.org/drawingml/2006/chart" xmlns:lc="http://schemas.openxmlformats.org/drawingml/2006/lockedCanvas" xmlns:dgm="http://schemas.openxmlformats.org/drawingml/2006/diagram" xmlns="http://schemas.microsoft.com/office/tasks/2019/documenttasks" xmlns:cr="http://schemas.microsoft.com/office/comments/2020/reactions">
-          <w:drawing>
-            <wp:anchor allowOverlap="1" behindDoc="1" distB="0" distT="0" distL="0" distR="0" hidden="0" layoutInCell="1" locked="0" relativeHeight="0" simplePos="0">
-              <wp:simplePos x="0" y="0"/>
-              <wp:positionH relativeFrom="column">
-                <wp:posOffset>-457199</wp:posOffset>
-              </wp:positionH>
-              <wp:positionV relativeFrom="paragraph">
-                <wp:posOffset>-457199</wp:posOffset>
-              </wp:positionV>
-              <wp:extent cx="8248650" cy="3030070"/>
-              <wp:effectExtent b="0" l="0" r="0" t="0"/>
-              <wp:wrapNone/>
-              <wp:docPr id="20" name="image1.png"/>
-              <a:graphic>
-                <a:graphicData uri="http://schemas.openxmlformats.org/drawingml/2006/picture">
-                  <pic:pic>
-                    <pic:nvPicPr>
-                      <pic:cNvPr id="0" name="image1.png"/>
-                      <pic:cNvPicPr preferRelativeResize="0"/>
-                    </pic:nvPicPr>
-                    <pic:blipFill>
-                      <a:blip r:embed="rId1"/>
-                      <a:srcRect/>
-                      <a:stretch>
-                        <a:fillRect/>
-                      </a:stretch>
-                    </pic:blipFill>
-                    <pic:spPr>
-                      <a:xfrm>
-                        <a:off x="0" y="0"/>
-                        <a:ext cx="8248650" cy="3030070"/>
-                      </a:xfrm>
-                      <a:prstGeom prst="rect"/>
-                      <a:ln/>
-                    </pic:spPr>
-                  </pic:pic>
-                </a:graphicData>
-              </a:graphic>
-            </wp:anchor>
-          </w:drawing>
+        <mc:Fallback>
+          <w:pict>
+            <v:group w14:anchorId="0C69169D" id="Grupo 20" o:spid="_x0000_s1026" style="position:absolute;left:0;text-align:left;margin-left:-36pt;margin-top:-36pt;width:649.5pt;height:238.6pt;z-index:-251658240;mso-wrap-distance-left:0;mso-wrap-distance-right:0" coordorigin="12216,22649" coordsize="82486,30301" o:gfxdata="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">
+              <v:group id="Grupo 1" o:spid="_x0000_s1027" style="position:absolute;left:12216;top:22649;width:82487;height:30301" coordorigin="-71,-71" coordsize="60055,19240" o:gfxdata="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">
+                <v:rect id="Rectángulo 2" o:spid="_x0000_s1028" style="position:absolute;left:-71;top:-71;width:60054;height:19240;visibility:visible;mso-wrap-style:square;v-text-anchor:middle" o:gfxdata="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" filled="f" stroked="f">
+                  <v:textbox inset="2.53958mm,2.53958mm,2.53958mm,2.53958mm">
+                    <w:txbxContent>
+                      <w:p>
+                        <w:pPr>
+                          <w:spacing w:before="0" w:after="0"/>
+                          <w:ind w:left="0" w:right="0"/>
+                          <w:textDirection w:val="btLr"/>
+                        </w:pPr>
+                      </w:p>
+                    </w:txbxContent>
+                  </v:textbox>
+                </v:rect>
+                <v:shape id="Forma libre: forma 3" o:spid="_x0000_s1029" style="position:absolute;left:21216;top:-71;width:38767;height:17620;visibility:visible;mso-wrap-style:square;v-text-anchor:middle" coordsize="3876675,1762125" o:spt="100" o:gfxdata="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" adj="-11796480,,5400" path="m3869531,1359694v,,-489585,474345,-1509712,384810c1339691,1654969,936784,1180624,7144,1287304l7144,7144r3862387,l3869531,1359694xe" fillcolor="#009dd9 [3205]" stroked="f">
+                  <v:stroke joinstyle="miter"/>
+                  <v:formulas/>
+                  <v:path arrowok="t" o:extrusionok="f" o:connecttype="custom" textboxrect="0,0,3876675,1762125"/>
+                  <v:textbox inset="2.53958mm,2.53958mm,2.53958mm,2.53958mm">
+                    <w:txbxContent>
+                      <w:p>
+                        <w:pPr>
+                          <w:spacing w:before="0" w:after="0"/>
+                          <w:ind w:left="0" w:right="0"/>
+                          <w:textDirection w:val="btLr"/>
+                        </w:pPr>
+                      </w:p>
+                    </w:txbxContent>
+                  </v:textbox>
+                </v:shape>
+                <v:shape id="Forma libre: forma 4" o:spid="_x0000_s1030" style="position:absolute;left:-71;top:-71;width:60007;height:19240;visibility:visible;mso-wrap-style:square;v-text-anchor:middle" coordsize="6000750,1924050" o:spt="100" o:gfxdata="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" adj="-11796480,,5400" path="m7144,1699736v,,1403032,618173,2927032,-215265c4459129,651986,5998369,893921,5998369,893921r,-886777l7144,7144r,1692592xe" fillcolor="#17406d [3204]" stroked="f">
+                  <v:stroke joinstyle="miter"/>
+                  <v:formulas/>
+                  <v:path arrowok="t" o:extrusionok="f" o:connecttype="custom" textboxrect="0,0,6000750,1924050"/>
+                  <v:textbox inset="2.53958mm,2.53958mm,2.53958mm,2.53958mm">
+                    <w:txbxContent>
+                      <w:p>
+                        <w:pPr>
+                          <w:spacing w:before="0" w:after="0"/>
+                          <w:ind w:left="0" w:right="0"/>
+                          <w:textDirection w:val="btLr"/>
+                        </w:pPr>
+                      </w:p>
+                    </w:txbxContent>
+                  </v:textbox>
+                </v:shape>
+                <v:shape id="Forma libre: forma 5" o:spid="_x0000_s1031" style="position:absolute;left:-71;top:-71;width:60007;height:9048;visibility:visible;mso-wrap-style:square;v-text-anchor:middle" coordsize="6000750,904875" o:spt="100" o:gfxdata="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" adj="-11796480,,5400" path="m7144,7144r,606742c647224,1034891,2136934,964406,3546634,574834,4882039,205264,5998369,893921,5998369,893921r,-886777l7144,7144xe" fillcolor="#17406d [3204]" stroked="f">
+                  <v:fill color2="#418ad8" angle="90" focus="100%" type="gradient">
+                    <o:fill v:ext="view" type="gradientUnscaled"/>
+                  </v:fill>
+                  <v:stroke joinstyle="miter"/>
+                  <v:formulas/>
+                  <v:path arrowok="t" o:extrusionok="f" o:connecttype="custom" textboxrect="0,0,6000750,904875"/>
+                  <v:textbox inset="2.53958mm,2.53958mm,2.53958mm,2.53958mm">
+                    <w:txbxContent>
+                      <w:p>
+                        <w:pPr>
+                          <w:spacing w:before="0" w:after="0"/>
+                          <w:ind w:left="0" w:right="0"/>
+                          <w:textDirection w:val="btLr"/>
+                        </w:pPr>
+                      </w:p>
+                    </w:txbxContent>
+                  </v:textbox>
+                </v:shape>
+                <v:shape id="Forma libre: forma 6" o:spid="_x0000_s1032" style="position:absolute;left:31761;top:9244;width:28194;height:8286;visibility:visible;mso-wrap-style:square;v-text-anchor:middle" coordsize="2819400,828675" o:spt="100" o:gfxdata="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" adj="-11796480,,5400" path="m7144,481489c380524,602456,751999,764381,1305401,812959,2325529,902494,2815114,428149,2815114,428149r,-421005c2332196,236696,1376839,568166,7144,481489xe" fillcolor="#009dd9 [3205]" stroked="f">
+                  <v:fill color2="#0075a2" angle="90" focus="100%" type="gradient">
+                    <o:fill v:ext="view" type="gradientUnscaled"/>
+                  </v:fill>
+                  <v:stroke joinstyle="miter"/>
+                  <v:formulas/>
+                  <v:path arrowok="t" o:extrusionok="f" o:connecttype="custom" textboxrect="0,0,2819400,828675"/>
+                  <v:textbox inset="2.53958mm,2.53958mm,2.53958mm,2.53958mm">
+                    <w:txbxContent>
+                      <w:p>
+                        <w:pPr>
+                          <w:spacing w:before="0" w:after="0"/>
+                          <w:ind w:left="0" w:right="0"/>
+                          <w:textDirection w:val="btLr"/>
+                        </w:pPr>
+                      </w:p>
+                    </w:txbxContent>
+                  </v:textbox>
+                </v:shape>
+              </v:group>
+            </v:group>
+          </w:pict>
         </mc:Fallback>
       </mc:AlternateContent>
     </w:r>
@@ -1250,7 +1352,7 @@
 </file>
 
 <file path=word/numbering.xml><?xml version="1.0" encoding="utf-8"?>
-<w:numbering xmlns:wpc="http://schemas.microsoft.com/office/word/2010/wordprocessingCanvas" xmlns:cx="http://schemas.microsoft.com/office/drawing/2014/chartex" xmlns:cx1="http://schemas.microsoft.com/office/drawing/2015/9/8/chartex" xmlns:cx2="http://schemas.microsoft.com/office/drawing/2015/10/21/chartex" xmlns:cx3="http://schemas.microsoft.com/office/drawing/2016/5/9/chartex" xmlns:cx4="http://schemas.microsoft.com/office/drawing/2016/5/10/chartex" xmlns:cx5="http://schemas.microsoft.com/office/drawing/2016/5/11/chartex" xmlns:cx6="http://schemas.microsoft.com/office/drawing/2016/5/12/chartex" xmlns:cx7="http://schemas.microsoft.com/office/drawing/2016/5/13/chartex" xmlns:cx8="http://schemas.microsoft.com/office/drawing/2016/5/14/chartex" xmlns:mc="http://schemas.openxmlformats.org/markup-compatibility/2006" xmlns:aink="http://schemas.microsoft.com/office/drawing/2016/ink" xmlns:am3d="http://schemas.microsoft.com/office/drawing/2017/model3d" xmlns:o="urn:schemas-microsoft-com:office:office" xmlns:r="http://schemas.openxmlformats.org/officeDocument/2006/relationships" xmlns:m="http://schemas.openxmlformats.org/officeDocument/2006/math" xmlns:v="urn:schemas-microsoft-com:vml" xmlns:wp14="http://schemas.microsoft.com/office/word/2010/wordprocessingDrawing" xmlns:wp="http://schemas.openxmlformats.org/drawingml/2006/wordprocessingDrawing" xmlns:w10="urn:schemas-microsoft-com:office:word" xmlns:w="http://schemas.openxmlformats.org/wordprocessingml/2006/main" xmlns:w14="http://schemas.microsoft.com/office/word/2010/wordml" xmlns:w15="http://schemas.microsoft.com/office/word/2012/wordml" xmlns:w16cex="http://schemas.microsoft.com/office/word/2018/wordml/cex" xmlns:w16cid="http://schemas.microsoft.com/office/word/2016/wordml/cid" xmlns:w16="http://schemas.microsoft.com/office/word/2018/wordml" xmlns:w16sdtdh="http://schemas.microsoft.com/office/word/2020/wordml/sdtdatahash" xmlns:w16se="http://schemas.microsoft.com/office/word/2015/wordml/symex" xmlns:wpg="http://schemas.microsoft.com/office/word/2010/wordprocessingGroup" xmlns:wpi="http://schemas.microsoft.com/office/word/2010/wordprocessingInk" xmlns:wne="http://schemas.microsoft.com/office/word/2006/wordml" xmlns:wps="http://schemas.microsoft.com/office/word/2010/wordprocessingShape" mc:Ignorable="w14 w15 w16se w16cid w16 w16cex w16sdtdh wp14">
+<w:numbering xmlns:wpc="http://schemas.microsoft.com/office/word/2010/wordprocessingCanvas" xmlns:cx="http://schemas.microsoft.com/office/drawing/2014/chartex" xmlns:cx1="http://schemas.microsoft.com/office/drawing/2015/9/8/chartex" xmlns:cx2="http://schemas.microsoft.com/office/drawing/2015/10/21/chartex" xmlns:cx3="http://schemas.microsoft.com/office/drawing/2016/5/9/chartex" xmlns:cx4="http://schemas.microsoft.com/office/drawing/2016/5/10/chartex" xmlns:cx5="http://schemas.microsoft.com/office/drawing/2016/5/11/chartex" xmlns:cx6="http://schemas.microsoft.com/office/drawing/2016/5/12/chartex" xmlns:cx7="http://schemas.microsoft.com/office/drawing/2016/5/13/chartex" xmlns:cx8="http://schemas.microsoft.com/office/drawing/2016/5/14/chartex" xmlns:mc="http://schemas.openxmlformats.org/markup-compatibility/2006" xmlns:aink="http://schemas.microsoft.com/office/drawing/2016/ink" xmlns:am3d="http://schemas.microsoft.com/office/drawing/2017/model3d" xmlns:o="urn:schemas-microsoft-com:office:office" xmlns:oel="http://schemas.microsoft.com/office/2019/extlst" xmlns:r="http://schemas.openxmlformats.org/officeDocument/2006/relationships" xmlns:m="http://schemas.openxmlformats.org/officeDocument/2006/math" xmlns:v="urn:schemas-microsoft-com:vml" xmlns:wp14="http://schemas.microsoft.com/office/word/2010/wordprocessingDrawing" xmlns:wp="http://schemas.openxmlformats.org/drawingml/2006/wordprocessingDrawing" xmlns:w10="urn:schemas-microsoft-com:office:word" xmlns:w="http://schemas.openxmlformats.org/wordprocessingml/2006/main" xmlns:w14="http://schemas.microsoft.com/office/word/2010/wordml" xmlns:w15="http://schemas.microsoft.com/office/word/2012/wordml" xmlns:w16cex="http://schemas.microsoft.com/office/word/2018/wordml/cex" xmlns:w16cid="http://schemas.microsoft.com/office/word/2016/wordml/cid" xmlns:w16="http://schemas.microsoft.com/office/word/2018/wordml" xmlns:w16du="http://schemas.microsoft.com/office/word/2023/wordml/word16du" xmlns:w16sdtdh="http://schemas.microsoft.com/office/word/2020/wordml/sdtdatahash" xmlns:w16sdtfl="http://schemas.microsoft.com/office/word/2024/wordml/sdtformatlock" xmlns:w16se="http://schemas.microsoft.com/office/word/2015/wordml/symex" xmlns:wpg="http://schemas.microsoft.com/office/word/2010/wordprocessingGroup" xmlns:wpi="http://schemas.microsoft.com/office/word/2010/wordprocessingInk" xmlns:wne="http://schemas.microsoft.com/office/word/2006/wordml" xmlns:wps="http://schemas.microsoft.com/office/word/2010/wordprocessingShape" mc:Ignorable="w14 w15 w16se w16cid w16 w16cex w16sdtdh w16sdtfl w16du wp14">
   <w:abstractNum w:abstractNumId="0" w15:restartNumberingAfterBreak="0">
     <w:nsid w:val="51CB2CE2"/>
     <w:multiLevelType w:val="multilevel"/>
@@ -1344,6 +1446,98 @@
     </w:lvl>
   </w:abstractNum>
   <w:abstractNum w:abstractNumId="1" w15:restartNumberingAfterBreak="0">
+    <w:nsid w:val="67056F6B"/>
+    <w:multiLevelType w:val="multilevel"/>
+    <w:tmpl w:val="440CDDB2"/>
+    <w:lvl w:ilvl="0">
+      <w:start w:val="1"/>
+      <w:numFmt w:val="decimal"/>
+      <w:lvlText w:val="%1."/>
+      <w:lvlJc w:val="left"/>
+      <w:pPr>
+        <w:ind w:left="360" w:hanging="360"/>
+      </w:pPr>
+      <w:rPr>
+        <w:rFonts w:ascii="Libre Franklin" w:eastAsia="Libre Franklin" w:hAnsi="Libre Franklin" w:cs="Libre Franklin"/>
+      </w:rPr>
+    </w:lvl>
+    <w:lvl w:ilvl="1">
+      <w:start w:val="1"/>
+      <w:numFmt w:val="lowerLetter"/>
+      <w:lvlText w:val="%2."/>
+      <w:lvlJc w:val="left"/>
+      <w:pPr>
+        <w:ind w:left="720" w:hanging="360"/>
+      </w:pPr>
+      <w:rPr>
+        <w:rFonts w:ascii="Libre Franklin" w:eastAsia="Libre Franklin" w:hAnsi="Libre Franklin" w:cs="Libre Franklin"/>
+      </w:rPr>
+    </w:lvl>
+    <w:lvl w:ilvl="2">
+      <w:start w:val="1"/>
+      <w:numFmt w:val="lowerRoman"/>
+      <w:lvlText w:val="%3)"/>
+      <w:lvlJc w:val="left"/>
+      <w:pPr>
+        <w:ind w:left="1080" w:hanging="360"/>
+      </w:pPr>
+    </w:lvl>
+    <w:lvl w:ilvl="3">
+      <w:start w:val="1"/>
+      <w:numFmt w:val="decimal"/>
+      <w:lvlText w:val="(%4)"/>
+      <w:lvlJc w:val="left"/>
+      <w:pPr>
+        <w:ind w:left="1440" w:hanging="360"/>
+      </w:pPr>
+    </w:lvl>
+    <w:lvl w:ilvl="4">
+      <w:start w:val="1"/>
+      <w:numFmt w:val="lowerLetter"/>
+      <w:lvlText w:val="(%5)"/>
+      <w:lvlJc w:val="left"/>
+      <w:pPr>
+        <w:ind w:left="1800" w:hanging="360"/>
+      </w:pPr>
+    </w:lvl>
+    <w:lvl w:ilvl="5">
+      <w:start w:val="1"/>
+      <w:numFmt w:val="lowerRoman"/>
+      <w:lvlText w:val="(%6)"/>
+      <w:lvlJc w:val="left"/>
+      <w:pPr>
+        <w:ind w:left="2160" w:hanging="360"/>
+      </w:pPr>
+    </w:lvl>
+    <w:lvl w:ilvl="6">
+      <w:start w:val="1"/>
+      <w:numFmt w:val="decimal"/>
+      <w:lvlText w:val="%7."/>
+      <w:lvlJc w:val="left"/>
+      <w:pPr>
+        <w:ind w:left="2520" w:hanging="360"/>
+      </w:pPr>
+    </w:lvl>
+    <w:lvl w:ilvl="7">
+      <w:start w:val="1"/>
+      <w:numFmt w:val="lowerLetter"/>
+      <w:lvlText w:val="%8."/>
+      <w:lvlJc w:val="left"/>
+      <w:pPr>
+        <w:ind w:left="2880" w:hanging="360"/>
+      </w:pPr>
+    </w:lvl>
+    <w:lvl w:ilvl="8">
+      <w:start w:val="1"/>
+      <w:numFmt w:val="lowerRoman"/>
+      <w:lvlText w:val="%9."/>
+      <w:lvlJc w:val="left"/>
+      <w:pPr>
+        <w:ind w:left="3240" w:hanging="360"/>
+      </w:pPr>
+    </w:lvl>
+  </w:abstractNum>
+  <w:abstractNum w:abstractNumId="2" w15:restartNumberingAfterBreak="0">
     <w:nsid w:val="76FE40F8"/>
     <w:multiLevelType w:val="multilevel"/>
     <w:tmpl w:val="39827952"/>
@@ -1458,7 +1652,7 @@
       </w:pPr>
     </w:lvl>
   </w:abstractNum>
-  <w:abstractNum w:abstractNumId="2" w15:restartNumberingAfterBreak="0">
+  <w:abstractNum w:abstractNumId="3" w15:restartNumberingAfterBreak="0">
     <w:nsid w:val="7F9139E0"/>
     <w:multiLevelType w:val="hybridMultilevel"/>
     <w:tmpl w:val="1510759E"/>
@@ -1544,20 +1738,23 @@
       </w:pPr>
     </w:lvl>
   </w:abstractNum>
-  <w:num w:numId="1">
+  <w:num w:numId="1" w16cid:durableId="962540168">
     <w:abstractNumId w:val="0"/>
   </w:num>
-  <w:num w:numId="2">
+  <w:num w:numId="2" w16cid:durableId="145704088">
+    <w:abstractNumId w:val="2"/>
+  </w:num>
+  <w:num w:numId="3" w16cid:durableId="167982356">
+    <w:abstractNumId w:val="3"/>
+  </w:num>
+  <w:num w:numId="4" w16cid:durableId="449518316">
     <w:abstractNumId w:val="1"/>
-  </w:num>
-  <w:num w:numId="3">
-    <w:abstractNumId w:val="2"/>
   </w:num>
 </w:numbering>
 </file>
 
 <file path=word/styles.xml><?xml version="1.0" encoding="utf-8"?>
-<w:styles xmlns:mc="http://schemas.openxmlformats.org/markup-compatibility/2006" xmlns:r="http://schemas.openxmlformats.org/officeDocument/2006/relationships" xmlns:w="http://schemas.openxmlformats.org/wordprocessingml/2006/main" xmlns:w14="http://schemas.microsoft.com/office/word/2010/wordml" xmlns:w15="http://schemas.microsoft.com/office/word/2012/wordml" xmlns:w16cex="http://schemas.microsoft.com/office/word/2018/wordml/cex" xmlns:w16cid="http://schemas.microsoft.com/office/word/2016/wordml/cid" xmlns:w16="http://schemas.microsoft.com/office/word/2018/wordml" xmlns:w16sdtdh="http://schemas.microsoft.com/office/word/2020/wordml/sdtdatahash" xmlns:w16se="http://schemas.microsoft.com/office/word/2015/wordml/symex" mc:Ignorable="w14 w15 w16se w16cid w16 w16cex w16sdtdh">
+<w:styles xmlns:mc="http://schemas.openxmlformats.org/markup-compatibility/2006" xmlns:r="http://schemas.openxmlformats.org/officeDocument/2006/relationships" xmlns:w="http://schemas.openxmlformats.org/wordprocessingml/2006/main" xmlns:w14="http://schemas.microsoft.com/office/word/2010/wordml" xmlns:w15="http://schemas.microsoft.com/office/word/2012/wordml" xmlns:w16cex="http://schemas.microsoft.com/office/word/2018/wordml/cex" xmlns:w16cid="http://schemas.microsoft.com/office/word/2016/wordml/cid" xmlns:w16="http://schemas.microsoft.com/office/word/2018/wordml" xmlns:w16du="http://schemas.microsoft.com/office/word/2023/wordml/word16du" xmlns:w16sdtdh="http://schemas.microsoft.com/office/word/2020/wordml/sdtdatahash" xmlns:w16sdtfl="http://schemas.microsoft.com/office/word/2024/wordml/sdtformatlock" xmlns:w16se="http://schemas.microsoft.com/office/word/2015/wordml/symex" mc:Ignorable="w14 w15 w16se w16cid w16 w16cex w16sdtdh w16sdtfl w16du">
   <w:docDefaults>
     <w:rPrDefault>
       <w:rPr>
@@ -2288,7 +2485,7 @@
       <w:szCs w:val="20"/>
     </w:rPr>
   </w:style>
-  <w:style w:type="character" w:styleId="Textoennegrita">
+  <w:style w:type="character" w:styleId="Fuerte">
     <w:name w:val="Strong"/>
     <w:basedOn w:val="Fuentedeprrafopredeter"/>
     <w:uiPriority w:val="1"/>
